--- a/worksheets/SA_L4_SmartHome_Worksheet.docx
+++ b/worksheets/SA_L4_SmartHome_Worksheet.docx
@@ -43,7 +43,7 @@
                 <w:sz w:val="20"/>
                 <w:szCs w:val="20"/>
               </w:rPr>
-              <w:t xml:space="preserve">OCR J277 2.3 Producing robust programs  |  Lesson 4</w:t>
+              <w:t xml:space="preserve">OCR J277 1.1 Systems architecture  |  Lesson 4</w:t>
             </w:r>
           </w:p>
           <w:p>

--- a/worksheets/SA_L4_SmartHome_Worksheet.docx
+++ b/worksheets/SA_L4_SmartHome_Worksheet.docx
@@ -540,7 +540,7 @@
                 <w:sz w:val="21"/>
                 <w:szCs w:val="21"/>
               </w:rPr>
-              <w:t xml:space="preserve">In what ways is a washing machine a computer?</w:t>
+              <w:t xml:space="preserve">List five devices in your home that contain a computer but don't look like one. What does each one do with the data it collects?</w:t>
             </w:r>
           </w:p>
           <w:tbl>
@@ -1323,6 +1323,218 @@
               </w:tc>
             </w:tr>
           </w:tbl>
+          <w:p>
+            <w:pPr>
+              <w:keepNext/>
+              <w:spacing w:after="60" w:before="120"/>
+            </w:pPr>
+            <w:r>
+              <w:rPr>
+                <w:rFonts w:ascii="Arial" w:cs="Arial" w:eastAsia="Arial" w:hAnsi="Arial"/>
+                <w:b/>
+                <w:bCs/>
+                <w:sz w:val="21"/>
+                <w:szCs w:val="21"/>
+              </w:rPr>
+              <w:t xml:space="preserve">What is an embedded system?</w:t>
+            </w:r>
+          </w:p>
+          <w:tbl>
+            <w:tblPr>
+              <w:tblW w:type="dxa" w:w="10026"/>
+              <w:tblBorders>
+                <w:top w:val="single" w:color="auto" w:sz="4"/>
+                <w:left w:val="single" w:color="auto" w:sz="4"/>
+                <w:bottom w:val="single" w:color="auto" w:sz="4"/>
+                <w:right w:val="single" w:color="auto" w:sz="4"/>
+                <w:insideH w:val="single" w:color="auto" w:sz="4"/>
+                <w:insideV w:val="single" w:color="auto" w:sz="4"/>
+              </w:tblBorders>
+            </w:tblPr>
+            <w:tblGrid>
+              <w:gridCol w:w="10026"/>
+            </w:tblGrid>
+            <w:tr>
+              <w:trPr>
+                <w:cantSplit/>
+                <w:trHeight w:val="460" w:hRule="exact"/>
+              </w:trPr>
+              <w:tc>
+                <w:tcPr>
+                  <w:tcW w:type="dxa" w:w="10026"/>
+                  <w:tcBorders>
+                    <w:top w:val="none" w:color="FFFFFF" w:sz="0"/>
+                    <w:left w:val="none" w:color="FFFFFF" w:sz="0"/>
+                    <w:bottom w:val="dotted" w:color="9AA8BC" w:sz="6"/>
+                    <w:right w:val="none" w:color="FFFFFF" w:sz="0"/>
+                  </w:tcBorders>
+                  <w:tcMar>
+                    <w:left w:type="dxa" w:w="0"/>
+                    <w:bottom w:type="dxa" w:w="20"/>
+                    <w:right w:type="dxa" w:w="0"/>
+                  </w:tcMar>
+                  <w:vAlign w:val="bottom"/>
+                </w:tcPr>
+                <w:p>
+                  <w:pPr>
+                    <w:spacing w:after="0" w:before="0"/>
+                  </w:pPr>
+                  <w:r>
+                    <w:rPr>
+                      <w:rFonts w:ascii="Arial" w:cs="Arial" w:eastAsia="Arial" w:hAnsi="Arial"/>
+                      <w:color w:val="5A6B85"/>
+                      <w:sz w:val="21"/>
+                      <w:szCs w:val="21"/>
+                    </w:rPr>
+                    <w:t xml:space="preserve"/>
+                  </w:r>
+                </w:p>
+              </w:tc>
+            </w:tr>
+            <w:tr>
+              <w:trPr>
+                <w:cantSplit/>
+                <w:trHeight w:val="460" w:hRule="exact"/>
+              </w:trPr>
+              <w:tc>
+                <w:tcPr>
+                  <w:tcW w:type="dxa" w:w="10026"/>
+                  <w:tcBorders>
+                    <w:top w:val="none" w:color="FFFFFF" w:sz="0"/>
+                    <w:left w:val="none" w:color="FFFFFF" w:sz="0"/>
+                    <w:bottom w:val="dotted" w:color="9AA8BC" w:sz="6"/>
+                    <w:right w:val="none" w:color="FFFFFF" w:sz="0"/>
+                  </w:tcBorders>
+                  <w:tcMar>
+                    <w:left w:type="dxa" w:w="0"/>
+                    <w:bottom w:type="dxa" w:w="20"/>
+                    <w:right w:type="dxa" w:w="0"/>
+                  </w:tcMar>
+                  <w:vAlign w:val="bottom"/>
+                </w:tcPr>
+                <w:p>
+                  <w:pPr>
+                    <w:spacing w:after="0" w:before="0"/>
+                  </w:pPr>
+                  <w:r>
+                    <w:rPr>
+                      <w:rFonts w:ascii="Arial" w:cs="Arial" w:eastAsia="Arial" w:hAnsi="Arial"/>
+                      <w:color w:val="5A6B85"/>
+                      <w:sz w:val="21"/>
+                      <w:szCs w:val="21"/>
+                    </w:rPr>
+                    <w:t xml:space="preserve"/>
+                  </w:r>
+                </w:p>
+              </w:tc>
+            </w:tr>
+          </w:tbl>
+          <w:p>
+            <w:pPr>
+              <w:keepNext/>
+              <w:spacing w:after="60" w:before="120"/>
+            </w:pPr>
+            <w:r>
+              <w:rPr>
+                <w:rFonts w:ascii="Arial" w:cs="Arial" w:eastAsia="Arial" w:hAnsi="Arial"/>
+                <w:b/>
+                <w:bCs/>
+                <w:sz w:val="21"/>
+                <w:szCs w:val="21"/>
+              </w:rPr>
+              <w:t xml:space="preserve">Which is an example of an embedded system?</w:t>
+            </w:r>
+          </w:p>
+          <w:tbl>
+            <w:tblPr>
+              <w:tblW w:type="dxa" w:w="10026"/>
+              <w:tblBorders>
+                <w:top w:val="single" w:color="auto" w:sz="4"/>
+                <w:left w:val="single" w:color="auto" w:sz="4"/>
+                <w:bottom w:val="single" w:color="auto" w:sz="4"/>
+                <w:right w:val="single" w:color="auto" w:sz="4"/>
+                <w:insideH w:val="single" w:color="auto" w:sz="4"/>
+                <w:insideV w:val="single" w:color="auto" w:sz="4"/>
+              </w:tblBorders>
+            </w:tblPr>
+            <w:tblGrid>
+              <w:gridCol w:w="10026"/>
+            </w:tblGrid>
+            <w:tr>
+              <w:trPr>
+                <w:cantSplit/>
+                <w:trHeight w:val="460" w:hRule="exact"/>
+              </w:trPr>
+              <w:tc>
+                <w:tcPr>
+                  <w:tcW w:type="dxa" w:w="10026"/>
+                  <w:tcBorders>
+                    <w:top w:val="none" w:color="FFFFFF" w:sz="0"/>
+                    <w:left w:val="none" w:color="FFFFFF" w:sz="0"/>
+                    <w:bottom w:val="dotted" w:color="9AA8BC" w:sz="6"/>
+                    <w:right w:val="none" w:color="FFFFFF" w:sz="0"/>
+                  </w:tcBorders>
+                  <w:tcMar>
+                    <w:left w:type="dxa" w:w="0"/>
+                    <w:bottom w:type="dxa" w:w="20"/>
+                    <w:right w:type="dxa" w:w="0"/>
+                  </w:tcMar>
+                  <w:vAlign w:val="bottom"/>
+                </w:tcPr>
+                <w:p>
+                  <w:pPr>
+                    <w:spacing w:after="0" w:before="0"/>
+                  </w:pPr>
+                  <w:r>
+                    <w:rPr>
+                      <w:rFonts w:ascii="Arial" w:cs="Arial" w:eastAsia="Arial" w:hAnsi="Arial"/>
+                      <w:color w:val="5A6B85"/>
+                      <w:sz w:val="21"/>
+                      <w:szCs w:val="21"/>
+                    </w:rPr>
+                    <w:t xml:space="preserve"/>
+                  </w:r>
+                </w:p>
+              </w:tc>
+            </w:tr>
+            <w:tr>
+              <w:trPr>
+                <w:cantSplit/>
+                <w:trHeight w:val="460" w:hRule="exact"/>
+              </w:trPr>
+              <w:tc>
+                <w:tcPr>
+                  <w:tcW w:type="dxa" w:w="10026"/>
+                  <w:tcBorders>
+                    <w:top w:val="none" w:color="FFFFFF" w:sz="0"/>
+                    <w:left w:val="none" w:color="FFFFFF" w:sz="0"/>
+                    <w:bottom w:val="dotted" w:color="9AA8BC" w:sz="6"/>
+                    <w:right w:val="none" w:color="FFFFFF" w:sz="0"/>
+                  </w:tcBorders>
+                  <w:tcMar>
+                    <w:left w:type="dxa" w:w="0"/>
+                    <w:bottom w:type="dxa" w:w="20"/>
+                    <w:right w:type="dxa" w:w="0"/>
+                  </w:tcMar>
+                  <w:vAlign w:val="bottom"/>
+                </w:tcPr>
+                <w:p>
+                  <w:pPr>
+                    <w:spacing w:after="0" w:before="0"/>
+                  </w:pPr>
+                  <w:r>
+                    <w:rPr>
+                      <w:rFonts w:ascii="Arial" w:cs="Arial" w:eastAsia="Arial" w:hAnsi="Arial"/>
+                      <w:color w:val="5A6B85"/>
+                      <w:sz w:val="21"/>
+                      <w:szCs w:val="21"/>
+                    </w:rPr>
+                    <w:t xml:space="preserve"/>
+                  </w:r>
+                </w:p>
+              </w:tc>
+            </w:tr>
+          </w:tbl>
           <w:p/>
         </w:tc>
       </w:tr>
@@ -1514,6 +1726,218 @@
                 <w:szCs w:val="21"/>
               </w:rPr>
               <w:t xml:space="preserve">Why are embedded systems usually cheap and low power?</w:t>
+            </w:r>
+          </w:p>
+          <w:tbl>
+            <w:tblPr>
+              <w:tblW w:type="dxa" w:w="10026"/>
+              <w:tblBorders>
+                <w:top w:val="single" w:color="auto" w:sz="4"/>
+                <w:left w:val="single" w:color="auto" w:sz="4"/>
+                <w:bottom w:val="single" w:color="auto" w:sz="4"/>
+                <w:right w:val="single" w:color="auto" w:sz="4"/>
+                <w:insideH w:val="single" w:color="auto" w:sz="4"/>
+                <w:insideV w:val="single" w:color="auto" w:sz="4"/>
+              </w:tblBorders>
+            </w:tblPr>
+            <w:tblGrid>
+              <w:gridCol w:w="10026"/>
+            </w:tblGrid>
+            <w:tr>
+              <w:trPr>
+                <w:cantSplit/>
+                <w:trHeight w:val="460" w:hRule="exact"/>
+              </w:trPr>
+              <w:tc>
+                <w:tcPr>
+                  <w:tcW w:type="dxa" w:w="10026"/>
+                  <w:tcBorders>
+                    <w:top w:val="none" w:color="FFFFFF" w:sz="0"/>
+                    <w:left w:val="none" w:color="FFFFFF" w:sz="0"/>
+                    <w:bottom w:val="dotted" w:color="9AA8BC" w:sz="6"/>
+                    <w:right w:val="none" w:color="FFFFFF" w:sz="0"/>
+                  </w:tcBorders>
+                  <w:tcMar>
+                    <w:left w:type="dxa" w:w="0"/>
+                    <w:bottom w:type="dxa" w:w="20"/>
+                    <w:right w:type="dxa" w:w="0"/>
+                  </w:tcMar>
+                  <w:vAlign w:val="bottom"/>
+                </w:tcPr>
+                <w:p>
+                  <w:pPr>
+                    <w:spacing w:after="0" w:before="0"/>
+                  </w:pPr>
+                  <w:r>
+                    <w:rPr>
+                      <w:rFonts w:ascii="Arial" w:cs="Arial" w:eastAsia="Arial" w:hAnsi="Arial"/>
+                      <w:color w:val="5A6B85"/>
+                      <w:sz w:val="21"/>
+                      <w:szCs w:val="21"/>
+                    </w:rPr>
+                    <w:t xml:space="preserve"/>
+                  </w:r>
+                </w:p>
+              </w:tc>
+            </w:tr>
+            <w:tr>
+              <w:trPr>
+                <w:cantSplit/>
+                <w:trHeight w:val="460" w:hRule="exact"/>
+              </w:trPr>
+              <w:tc>
+                <w:tcPr>
+                  <w:tcW w:type="dxa" w:w="10026"/>
+                  <w:tcBorders>
+                    <w:top w:val="none" w:color="FFFFFF" w:sz="0"/>
+                    <w:left w:val="none" w:color="FFFFFF" w:sz="0"/>
+                    <w:bottom w:val="dotted" w:color="9AA8BC" w:sz="6"/>
+                    <w:right w:val="none" w:color="FFFFFF" w:sz="0"/>
+                  </w:tcBorders>
+                  <w:tcMar>
+                    <w:left w:type="dxa" w:w="0"/>
+                    <w:bottom w:type="dxa" w:w="20"/>
+                    <w:right w:type="dxa" w:w="0"/>
+                  </w:tcMar>
+                  <w:vAlign w:val="bottom"/>
+                </w:tcPr>
+                <w:p>
+                  <w:pPr>
+                    <w:spacing w:after="0" w:before="0"/>
+                  </w:pPr>
+                  <w:r>
+                    <w:rPr>
+                      <w:rFonts w:ascii="Arial" w:cs="Arial" w:eastAsia="Arial" w:hAnsi="Arial"/>
+                      <w:color w:val="5A6B85"/>
+                      <w:sz w:val="21"/>
+                      <w:szCs w:val="21"/>
+                    </w:rPr>
+                    <w:t xml:space="preserve"/>
+                  </w:r>
+                </w:p>
+              </w:tc>
+            </w:tr>
+          </w:tbl>
+          <w:p>
+            <w:pPr>
+              <w:keepNext/>
+              <w:spacing w:after="60" w:before="120"/>
+            </w:pPr>
+            <w:r>
+              <w:rPr>
+                <w:rFonts w:ascii="Arial" w:cs="Arial" w:eastAsia="Arial" w:hAnsi="Arial"/>
+                <w:b/>
+                <w:bCs/>
+                <w:sz w:val="21"/>
+                <w:szCs w:val="21"/>
+              </w:rPr>
+              <w:t xml:space="preserve">Which are typical characteristics of embedded systems? Select all that apply.</w:t>
+            </w:r>
+          </w:p>
+          <w:tbl>
+            <w:tblPr>
+              <w:tblW w:type="dxa" w:w="10026"/>
+              <w:tblBorders>
+                <w:top w:val="single" w:color="auto" w:sz="4"/>
+                <w:left w:val="single" w:color="auto" w:sz="4"/>
+                <w:bottom w:val="single" w:color="auto" w:sz="4"/>
+                <w:right w:val="single" w:color="auto" w:sz="4"/>
+                <w:insideH w:val="single" w:color="auto" w:sz="4"/>
+                <w:insideV w:val="single" w:color="auto" w:sz="4"/>
+              </w:tblBorders>
+            </w:tblPr>
+            <w:tblGrid>
+              <w:gridCol w:w="10026"/>
+            </w:tblGrid>
+            <w:tr>
+              <w:trPr>
+                <w:cantSplit/>
+                <w:trHeight w:val="460" w:hRule="exact"/>
+              </w:trPr>
+              <w:tc>
+                <w:tcPr>
+                  <w:tcW w:type="dxa" w:w="10026"/>
+                  <w:tcBorders>
+                    <w:top w:val="none" w:color="FFFFFF" w:sz="0"/>
+                    <w:left w:val="none" w:color="FFFFFF" w:sz="0"/>
+                    <w:bottom w:val="dotted" w:color="9AA8BC" w:sz="6"/>
+                    <w:right w:val="none" w:color="FFFFFF" w:sz="0"/>
+                  </w:tcBorders>
+                  <w:tcMar>
+                    <w:left w:type="dxa" w:w="0"/>
+                    <w:bottom w:type="dxa" w:w="20"/>
+                    <w:right w:type="dxa" w:w="0"/>
+                  </w:tcMar>
+                  <w:vAlign w:val="bottom"/>
+                </w:tcPr>
+                <w:p>
+                  <w:pPr>
+                    <w:spacing w:after="0" w:before="0"/>
+                  </w:pPr>
+                  <w:r>
+                    <w:rPr>
+                      <w:rFonts w:ascii="Arial" w:cs="Arial" w:eastAsia="Arial" w:hAnsi="Arial"/>
+                      <w:color w:val="5A6B85"/>
+                      <w:sz w:val="21"/>
+                      <w:szCs w:val="21"/>
+                    </w:rPr>
+                    <w:t xml:space="preserve"/>
+                  </w:r>
+                </w:p>
+              </w:tc>
+            </w:tr>
+            <w:tr>
+              <w:trPr>
+                <w:cantSplit/>
+                <w:trHeight w:val="460" w:hRule="exact"/>
+              </w:trPr>
+              <w:tc>
+                <w:tcPr>
+                  <w:tcW w:type="dxa" w:w="10026"/>
+                  <w:tcBorders>
+                    <w:top w:val="none" w:color="FFFFFF" w:sz="0"/>
+                    <w:left w:val="none" w:color="FFFFFF" w:sz="0"/>
+                    <w:bottom w:val="dotted" w:color="9AA8BC" w:sz="6"/>
+                    <w:right w:val="none" w:color="FFFFFF" w:sz="0"/>
+                  </w:tcBorders>
+                  <w:tcMar>
+                    <w:left w:type="dxa" w:w="0"/>
+                    <w:bottom w:type="dxa" w:w="20"/>
+                    <w:right w:type="dxa" w:w="0"/>
+                  </w:tcMar>
+                  <w:vAlign w:val="bottom"/>
+                </w:tcPr>
+                <w:p>
+                  <w:pPr>
+                    <w:spacing w:after="0" w:before="0"/>
+                  </w:pPr>
+                  <w:r>
+                    <w:rPr>
+                      <w:rFonts w:ascii="Arial" w:cs="Arial" w:eastAsia="Arial" w:hAnsi="Arial"/>
+                      <w:color w:val="5A6B85"/>
+                      <w:sz w:val="21"/>
+                      <w:szCs w:val="21"/>
+                    </w:rPr>
+                    <w:t xml:space="preserve"/>
+                  </w:r>
+                </w:p>
+              </w:tc>
+            </w:tr>
+          </w:tbl>
+          <w:p>
+            <w:pPr>
+              <w:keepNext/>
+              <w:spacing w:after="60" w:before="120"/>
+            </w:pPr>
+            <w:r>
+              <w:rPr>
+                <w:rFonts w:ascii="Arial" w:cs="Arial" w:eastAsia="Arial" w:hAnsi="Arial"/>
+                <w:b/>
+                <w:bCs/>
+                <w:sz w:val="21"/>
+                <w:szCs w:val="21"/>
+              </w:rPr>
+              <w:t xml:space="preserve">Why are embedded systems usually cheap to make?</w:t>
             </w:r>
           </w:p>
           <w:tbl>
@@ -1889,6 +2313,218 @@
               </w:tc>
             </w:tr>
           </w:tbl>
+          <w:p>
+            <w:pPr>
+              <w:keepNext/>
+              <w:spacing w:after="60" w:before="120"/>
+            </w:pPr>
+            <w:r>
+              <w:rPr>
+                <w:rFonts w:ascii="Arial" w:cs="Arial" w:eastAsia="Arial" w:hAnsi="Arial"/>
+                <w:b/>
+                <w:bCs/>
+                <w:sz w:val="21"/>
+                <w:szCs w:val="21"/>
+              </w:rPr>
+              <w:t xml:space="preserve">Which of these contains an embedded system?</w:t>
+            </w:r>
+          </w:p>
+          <w:tbl>
+            <w:tblPr>
+              <w:tblW w:type="dxa" w:w="10026"/>
+              <w:tblBorders>
+                <w:top w:val="single" w:color="auto" w:sz="4"/>
+                <w:left w:val="single" w:color="auto" w:sz="4"/>
+                <w:bottom w:val="single" w:color="auto" w:sz="4"/>
+                <w:right w:val="single" w:color="auto" w:sz="4"/>
+                <w:insideH w:val="single" w:color="auto" w:sz="4"/>
+                <w:insideV w:val="single" w:color="auto" w:sz="4"/>
+              </w:tblBorders>
+            </w:tblPr>
+            <w:tblGrid>
+              <w:gridCol w:w="10026"/>
+            </w:tblGrid>
+            <w:tr>
+              <w:trPr>
+                <w:cantSplit/>
+                <w:trHeight w:val="460" w:hRule="exact"/>
+              </w:trPr>
+              <w:tc>
+                <w:tcPr>
+                  <w:tcW w:type="dxa" w:w="10026"/>
+                  <w:tcBorders>
+                    <w:top w:val="none" w:color="FFFFFF" w:sz="0"/>
+                    <w:left w:val="none" w:color="FFFFFF" w:sz="0"/>
+                    <w:bottom w:val="dotted" w:color="9AA8BC" w:sz="6"/>
+                    <w:right w:val="none" w:color="FFFFFF" w:sz="0"/>
+                  </w:tcBorders>
+                  <w:tcMar>
+                    <w:left w:type="dxa" w:w="0"/>
+                    <w:bottom w:type="dxa" w:w="20"/>
+                    <w:right w:type="dxa" w:w="0"/>
+                  </w:tcMar>
+                  <w:vAlign w:val="bottom"/>
+                </w:tcPr>
+                <w:p>
+                  <w:pPr>
+                    <w:spacing w:after="0" w:before="0"/>
+                  </w:pPr>
+                  <w:r>
+                    <w:rPr>
+                      <w:rFonts w:ascii="Arial" w:cs="Arial" w:eastAsia="Arial" w:hAnsi="Arial"/>
+                      <w:color w:val="5A6B85"/>
+                      <w:sz w:val="21"/>
+                      <w:szCs w:val="21"/>
+                    </w:rPr>
+                    <w:t xml:space="preserve"/>
+                  </w:r>
+                </w:p>
+              </w:tc>
+            </w:tr>
+            <w:tr>
+              <w:trPr>
+                <w:cantSplit/>
+                <w:trHeight w:val="460" w:hRule="exact"/>
+              </w:trPr>
+              <w:tc>
+                <w:tcPr>
+                  <w:tcW w:type="dxa" w:w="10026"/>
+                  <w:tcBorders>
+                    <w:top w:val="none" w:color="FFFFFF" w:sz="0"/>
+                    <w:left w:val="none" w:color="FFFFFF" w:sz="0"/>
+                    <w:bottom w:val="dotted" w:color="9AA8BC" w:sz="6"/>
+                    <w:right w:val="none" w:color="FFFFFF" w:sz="0"/>
+                  </w:tcBorders>
+                  <w:tcMar>
+                    <w:left w:type="dxa" w:w="0"/>
+                    <w:bottom w:type="dxa" w:w="20"/>
+                    <w:right w:type="dxa" w:w="0"/>
+                  </w:tcMar>
+                  <w:vAlign w:val="bottom"/>
+                </w:tcPr>
+                <w:p>
+                  <w:pPr>
+                    <w:spacing w:after="0" w:before="0"/>
+                  </w:pPr>
+                  <w:r>
+                    <w:rPr>
+                      <w:rFonts w:ascii="Arial" w:cs="Arial" w:eastAsia="Arial" w:hAnsi="Arial"/>
+                      <w:color w:val="5A6B85"/>
+                      <w:sz w:val="21"/>
+                      <w:szCs w:val="21"/>
+                    </w:rPr>
+                    <w:t xml:space="preserve"/>
+                  </w:r>
+                </w:p>
+              </w:tc>
+            </w:tr>
+          </w:tbl>
+          <w:p>
+            <w:pPr>
+              <w:keepNext/>
+              <w:spacing w:after="60" w:before="120"/>
+            </w:pPr>
+            <w:r>
+              <w:rPr>
+                <w:rFonts w:ascii="Arial" w:cs="Arial" w:eastAsia="Arial" w:hAnsi="Arial"/>
+                <w:b/>
+                <w:bCs/>
+                <w:sz w:val="21"/>
+                <w:szCs w:val="21"/>
+              </w:rPr>
+              <w:t xml:space="preserve">Complete the exam sentence: embedded systems have limited...</w:t>
+            </w:r>
+          </w:p>
+          <w:tbl>
+            <w:tblPr>
+              <w:tblW w:type="dxa" w:w="10026"/>
+              <w:tblBorders>
+                <w:top w:val="single" w:color="auto" w:sz="4"/>
+                <w:left w:val="single" w:color="auto" w:sz="4"/>
+                <w:bottom w:val="single" w:color="auto" w:sz="4"/>
+                <w:right w:val="single" w:color="auto" w:sz="4"/>
+                <w:insideH w:val="single" w:color="auto" w:sz="4"/>
+                <w:insideV w:val="single" w:color="auto" w:sz="4"/>
+              </w:tblBorders>
+            </w:tblPr>
+            <w:tblGrid>
+              <w:gridCol w:w="10026"/>
+            </w:tblGrid>
+            <w:tr>
+              <w:trPr>
+                <w:cantSplit/>
+                <w:trHeight w:val="460" w:hRule="exact"/>
+              </w:trPr>
+              <w:tc>
+                <w:tcPr>
+                  <w:tcW w:type="dxa" w:w="10026"/>
+                  <w:tcBorders>
+                    <w:top w:val="none" w:color="FFFFFF" w:sz="0"/>
+                    <w:left w:val="none" w:color="FFFFFF" w:sz="0"/>
+                    <w:bottom w:val="dotted" w:color="9AA8BC" w:sz="6"/>
+                    <w:right w:val="none" w:color="FFFFFF" w:sz="0"/>
+                  </w:tcBorders>
+                  <w:tcMar>
+                    <w:left w:type="dxa" w:w="0"/>
+                    <w:bottom w:type="dxa" w:w="20"/>
+                    <w:right w:type="dxa" w:w="0"/>
+                  </w:tcMar>
+                  <w:vAlign w:val="bottom"/>
+                </w:tcPr>
+                <w:p>
+                  <w:pPr>
+                    <w:spacing w:after="0" w:before="0"/>
+                  </w:pPr>
+                  <w:r>
+                    <w:rPr>
+                      <w:rFonts w:ascii="Arial" w:cs="Arial" w:eastAsia="Arial" w:hAnsi="Arial"/>
+                      <w:color w:val="5A6B85"/>
+                      <w:sz w:val="21"/>
+                      <w:szCs w:val="21"/>
+                    </w:rPr>
+                    <w:t xml:space="preserve"/>
+                  </w:r>
+                </w:p>
+              </w:tc>
+            </w:tr>
+            <w:tr>
+              <w:trPr>
+                <w:cantSplit/>
+                <w:trHeight w:val="460" w:hRule="exact"/>
+              </w:trPr>
+              <w:tc>
+                <w:tcPr>
+                  <w:tcW w:type="dxa" w:w="10026"/>
+                  <w:tcBorders>
+                    <w:top w:val="none" w:color="FFFFFF" w:sz="0"/>
+                    <w:left w:val="none" w:color="FFFFFF" w:sz="0"/>
+                    <w:bottom w:val="dotted" w:color="9AA8BC" w:sz="6"/>
+                    <w:right w:val="none" w:color="FFFFFF" w:sz="0"/>
+                  </w:tcBorders>
+                  <w:tcMar>
+                    <w:left w:type="dxa" w:w="0"/>
+                    <w:bottom w:type="dxa" w:w="20"/>
+                    <w:right w:type="dxa" w:w="0"/>
+                  </w:tcMar>
+                  <w:vAlign w:val="bottom"/>
+                </w:tcPr>
+                <w:p>
+                  <w:pPr>
+                    <w:spacing w:after="0" w:before="0"/>
+                  </w:pPr>
+                  <w:r>
+                    <w:rPr>
+                      <w:rFonts w:ascii="Arial" w:cs="Arial" w:eastAsia="Arial" w:hAnsi="Arial"/>
+                      <w:color w:val="5A6B85"/>
+                      <w:sz w:val="21"/>
+                      <w:szCs w:val="21"/>
+                    </w:rPr>
+                    <w:t xml:space="preserve"/>
+                  </w:r>
+                </w:p>
+              </w:tc>
+            </w:tr>
+          </w:tbl>
           <w:p/>
         </w:tc>
       </w:tr>
@@ -2079,7 +2715,7 @@
                 <w:sz w:val="21"/>
                 <w:szCs w:val="21"/>
               </w:rPr>
-              <w:t xml:space="preserve">In what ways is a washing machine a computer?</w:t>
+              <w:t xml:space="preserve">Choose a device in your home and describe its inputs, its processing and its outputs.</w:t>
             </w:r>
           </w:p>
           <w:tbl>
@@ -2455,6 +3091,218 @@
               </w:tc>
             </w:tr>
           </w:tbl>
+          <w:p>
+            <w:pPr>
+              <w:keepNext/>
+              <w:spacing w:after="60" w:before="120"/>
+            </w:pPr>
+            <w:r>
+              <w:rPr>
+                <w:rFonts w:ascii="Arial" w:cs="Arial" w:eastAsia="Arial" w:hAnsi="Arial"/>
+                <w:b/>
+                <w:bCs/>
+                <w:sz w:val="21"/>
+                <w:szCs w:val="21"/>
+              </w:rPr>
+              <w:t xml:space="preserve">Which programming language is mainly used for embedded systems?</w:t>
+            </w:r>
+          </w:p>
+          <w:tbl>
+            <w:tblPr>
+              <w:tblW w:type="dxa" w:w="10026"/>
+              <w:tblBorders>
+                <w:top w:val="single" w:color="auto" w:sz="4"/>
+                <w:left w:val="single" w:color="auto" w:sz="4"/>
+                <w:bottom w:val="single" w:color="auto" w:sz="4"/>
+                <w:right w:val="single" w:color="auto" w:sz="4"/>
+                <w:insideH w:val="single" w:color="auto" w:sz="4"/>
+                <w:insideV w:val="single" w:color="auto" w:sz="4"/>
+              </w:tblBorders>
+            </w:tblPr>
+            <w:tblGrid>
+              <w:gridCol w:w="10026"/>
+            </w:tblGrid>
+            <w:tr>
+              <w:trPr>
+                <w:cantSplit/>
+                <w:trHeight w:val="460" w:hRule="exact"/>
+              </w:trPr>
+              <w:tc>
+                <w:tcPr>
+                  <w:tcW w:type="dxa" w:w="10026"/>
+                  <w:tcBorders>
+                    <w:top w:val="none" w:color="FFFFFF" w:sz="0"/>
+                    <w:left w:val="none" w:color="FFFFFF" w:sz="0"/>
+                    <w:bottom w:val="dotted" w:color="9AA8BC" w:sz="6"/>
+                    <w:right w:val="none" w:color="FFFFFF" w:sz="0"/>
+                  </w:tcBorders>
+                  <w:tcMar>
+                    <w:left w:type="dxa" w:w="0"/>
+                    <w:bottom w:type="dxa" w:w="20"/>
+                    <w:right w:type="dxa" w:w="0"/>
+                  </w:tcMar>
+                  <w:vAlign w:val="bottom"/>
+                </w:tcPr>
+                <w:p>
+                  <w:pPr>
+                    <w:spacing w:after="0" w:before="0"/>
+                  </w:pPr>
+                  <w:r>
+                    <w:rPr>
+                      <w:rFonts w:ascii="Arial" w:cs="Arial" w:eastAsia="Arial" w:hAnsi="Arial"/>
+                      <w:color w:val="5A6B85"/>
+                      <w:sz w:val="21"/>
+                      <w:szCs w:val="21"/>
+                    </w:rPr>
+                    <w:t xml:space="preserve"/>
+                  </w:r>
+                </w:p>
+              </w:tc>
+            </w:tr>
+            <w:tr>
+              <w:trPr>
+                <w:cantSplit/>
+                <w:trHeight w:val="460" w:hRule="exact"/>
+              </w:trPr>
+              <w:tc>
+                <w:tcPr>
+                  <w:tcW w:type="dxa" w:w="10026"/>
+                  <w:tcBorders>
+                    <w:top w:val="none" w:color="FFFFFF" w:sz="0"/>
+                    <w:left w:val="none" w:color="FFFFFF" w:sz="0"/>
+                    <w:bottom w:val="dotted" w:color="9AA8BC" w:sz="6"/>
+                    <w:right w:val="none" w:color="FFFFFF" w:sz="0"/>
+                  </w:tcBorders>
+                  <w:tcMar>
+                    <w:left w:type="dxa" w:w="0"/>
+                    <w:bottom w:type="dxa" w:w="20"/>
+                    <w:right w:type="dxa" w:w="0"/>
+                  </w:tcMar>
+                  <w:vAlign w:val="bottom"/>
+                </w:tcPr>
+                <w:p>
+                  <w:pPr>
+                    <w:spacing w:after="0" w:before="0"/>
+                  </w:pPr>
+                  <w:r>
+                    <w:rPr>
+                      <w:rFonts w:ascii="Arial" w:cs="Arial" w:eastAsia="Arial" w:hAnsi="Arial"/>
+                      <w:color w:val="5A6B85"/>
+                      <w:sz w:val="21"/>
+                      <w:szCs w:val="21"/>
+                    </w:rPr>
+                    <w:t xml:space="preserve"/>
+                  </w:r>
+                </w:p>
+              </w:tc>
+            </w:tr>
+          </w:tbl>
+          <w:p>
+            <w:pPr>
+              <w:keepNext/>
+              <w:spacing w:after="60" w:before="120"/>
+            </w:pPr>
+            <w:r>
+              <w:rPr>
+                <w:rFonts w:ascii="Arial" w:cs="Arial" w:eastAsia="Arial" w:hAnsi="Arial"/>
+                <w:b/>
+                <w:bCs/>
+                <w:sz w:val="21"/>
+                <w:szCs w:val="21"/>
+              </w:rPr>
+              <w:t xml:space="preserve">What is firmware?</w:t>
+            </w:r>
+          </w:p>
+          <w:tbl>
+            <w:tblPr>
+              <w:tblW w:type="dxa" w:w="10026"/>
+              <w:tblBorders>
+                <w:top w:val="single" w:color="auto" w:sz="4"/>
+                <w:left w:val="single" w:color="auto" w:sz="4"/>
+                <w:bottom w:val="single" w:color="auto" w:sz="4"/>
+                <w:right w:val="single" w:color="auto" w:sz="4"/>
+                <w:insideH w:val="single" w:color="auto" w:sz="4"/>
+                <w:insideV w:val="single" w:color="auto" w:sz="4"/>
+              </w:tblBorders>
+            </w:tblPr>
+            <w:tblGrid>
+              <w:gridCol w:w="10026"/>
+            </w:tblGrid>
+            <w:tr>
+              <w:trPr>
+                <w:cantSplit/>
+                <w:trHeight w:val="460" w:hRule="exact"/>
+              </w:trPr>
+              <w:tc>
+                <w:tcPr>
+                  <w:tcW w:type="dxa" w:w="10026"/>
+                  <w:tcBorders>
+                    <w:top w:val="none" w:color="FFFFFF" w:sz="0"/>
+                    <w:left w:val="none" w:color="FFFFFF" w:sz="0"/>
+                    <w:bottom w:val="dotted" w:color="9AA8BC" w:sz="6"/>
+                    <w:right w:val="none" w:color="FFFFFF" w:sz="0"/>
+                  </w:tcBorders>
+                  <w:tcMar>
+                    <w:left w:type="dxa" w:w="0"/>
+                    <w:bottom w:type="dxa" w:w="20"/>
+                    <w:right w:type="dxa" w:w="0"/>
+                  </w:tcMar>
+                  <w:vAlign w:val="bottom"/>
+                </w:tcPr>
+                <w:p>
+                  <w:pPr>
+                    <w:spacing w:after="0" w:before="0"/>
+                  </w:pPr>
+                  <w:r>
+                    <w:rPr>
+                      <w:rFonts w:ascii="Arial" w:cs="Arial" w:eastAsia="Arial" w:hAnsi="Arial"/>
+                      <w:color w:val="5A6B85"/>
+                      <w:sz w:val="21"/>
+                      <w:szCs w:val="21"/>
+                    </w:rPr>
+                    <w:t xml:space="preserve"/>
+                  </w:r>
+                </w:p>
+              </w:tc>
+            </w:tr>
+            <w:tr>
+              <w:trPr>
+                <w:cantSplit/>
+                <w:trHeight w:val="460" w:hRule="exact"/>
+              </w:trPr>
+              <w:tc>
+                <w:tcPr>
+                  <w:tcW w:type="dxa" w:w="10026"/>
+                  <w:tcBorders>
+                    <w:top w:val="none" w:color="FFFFFF" w:sz="0"/>
+                    <w:left w:val="none" w:color="FFFFFF" w:sz="0"/>
+                    <w:bottom w:val="dotted" w:color="9AA8BC" w:sz="6"/>
+                    <w:right w:val="none" w:color="FFFFFF" w:sz="0"/>
+                  </w:tcBorders>
+                  <w:tcMar>
+                    <w:left w:type="dxa" w:w="0"/>
+                    <w:bottom w:type="dxa" w:w="20"/>
+                    <w:right w:type="dxa" w:w="0"/>
+                  </w:tcMar>
+                  <w:vAlign w:val="bottom"/>
+                </w:tcPr>
+                <w:p>
+                  <w:pPr>
+                    <w:spacing w:after="0" w:before="0"/>
+                  </w:pPr>
+                  <w:r>
+                    <w:rPr>
+                      <w:rFonts w:ascii="Arial" w:cs="Arial" w:eastAsia="Arial" w:hAnsi="Arial"/>
+                      <w:color w:val="5A6B85"/>
+                      <w:sz w:val="21"/>
+                      <w:szCs w:val="21"/>
+                    </w:rPr>
+                    <w:t xml:space="preserve"/>
+                  </w:r>
+                </w:p>
+              </w:tc>
+            </w:tr>
+          </w:tbl>
           <w:p/>
         </w:tc>
       </w:tr>
@@ -2646,6 +3494,218 @@
                 <w:szCs w:val="21"/>
               </w:rPr>
               <w:t xml:space="preserve">Explain why a laptop is not an embedded system.</w:t>
+            </w:r>
+          </w:p>
+          <w:tbl>
+            <w:tblPr>
+              <w:tblW w:type="dxa" w:w="10026"/>
+              <w:tblBorders>
+                <w:top w:val="single" w:color="auto" w:sz="4"/>
+                <w:left w:val="single" w:color="auto" w:sz="4"/>
+                <w:bottom w:val="single" w:color="auto" w:sz="4"/>
+                <w:right w:val="single" w:color="auto" w:sz="4"/>
+                <w:insideH w:val="single" w:color="auto" w:sz="4"/>
+                <w:insideV w:val="single" w:color="auto" w:sz="4"/>
+              </w:tblBorders>
+            </w:tblPr>
+            <w:tblGrid>
+              <w:gridCol w:w="10026"/>
+            </w:tblGrid>
+            <w:tr>
+              <w:trPr>
+                <w:cantSplit/>
+                <w:trHeight w:val="460" w:hRule="exact"/>
+              </w:trPr>
+              <w:tc>
+                <w:tcPr>
+                  <w:tcW w:type="dxa" w:w="10026"/>
+                  <w:tcBorders>
+                    <w:top w:val="none" w:color="FFFFFF" w:sz="0"/>
+                    <w:left w:val="none" w:color="FFFFFF" w:sz="0"/>
+                    <w:bottom w:val="dotted" w:color="9AA8BC" w:sz="6"/>
+                    <w:right w:val="none" w:color="FFFFFF" w:sz="0"/>
+                  </w:tcBorders>
+                  <w:tcMar>
+                    <w:left w:type="dxa" w:w="0"/>
+                    <w:bottom w:type="dxa" w:w="20"/>
+                    <w:right w:type="dxa" w:w="0"/>
+                  </w:tcMar>
+                  <w:vAlign w:val="bottom"/>
+                </w:tcPr>
+                <w:p>
+                  <w:pPr>
+                    <w:spacing w:after="0" w:before="0"/>
+                  </w:pPr>
+                  <w:r>
+                    <w:rPr>
+                      <w:rFonts w:ascii="Arial" w:cs="Arial" w:eastAsia="Arial" w:hAnsi="Arial"/>
+                      <w:color w:val="5A6B85"/>
+                      <w:sz w:val="21"/>
+                      <w:szCs w:val="21"/>
+                    </w:rPr>
+                    <w:t xml:space="preserve"/>
+                  </w:r>
+                </w:p>
+              </w:tc>
+            </w:tr>
+            <w:tr>
+              <w:trPr>
+                <w:cantSplit/>
+                <w:trHeight w:val="460" w:hRule="exact"/>
+              </w:trPr>
+              <w:tc>
+                <w:tcPr>
+                  <w:tcW w:type="dxa" w:w="10026"/>
+                  <w:tcBorders>
+                    <w:top w:val="none" w:color="FFFFFF" w:sz="0"/>
+                    <w:left w:val="none" w:color="FFFFFF" w:sz="0"/>
+                    <w:bottom w:val="dotted" w:color="9AA8BC" w:sz="6"/>
+                    <w:right w:val="none" w:color="FFFFFF" w:sz="0"/>
+                  </w:tcBorders>
+                  <w:tcMar>
+                    <w:left w:type="dxa" w:w="0"/>
+                    <w:bottom w:type="dxa" w:w="20"/>
+                    <w:right w:type="dxa" w:w="0"/>
+                  </w:tcMar>
+                  <w:vAlign w:val="bottom"/>
+                </w:tcPr>
+                <w:p>
+                  <w:pPr>
+                    <w:spacing w:after="0" w:before="0"/>
+                  </w:pPr>
+                  <w:r>
+                    <w:rPr>
+                      <w:rFonts w:ascii="Arial" w:cs="Arial" w:eastAsia="Arial" w:hAnsi="Arial"/>
+                      <w:color w:val="5A6B85"/>
+                      <w:sz w:val="21"/>
+                      <w:szCs w:val="21"/>
+                    </w:rPr>
+                    <w:t xml:space="preserve"/>
+                  </w:r>
+                </w:p>
+              </w:tc>
+            </w:tr>
+          </w:tbl>
+          <w:p>
+            <w:pPr>
+              <w:keepNext/>
+              <w:spacing w:after="60" w:before="120"/>
+            </w:pPr>
+            <w:r>
+              <w:rPr>
+                <w:rFonts w:ascii="Arial" w:cs="Arial" w:eastAsia="Arial" w:hAnsi="Arial"/>
+                <w:b/>
+                <w:bCs/>
+                <w:sz w:val="21"/>
+                <w:szCs w:val="21"/>
+              </w:rPr>
+              <w:t xml:space="preserve">Why is a laptop not an embedded system?</w:t>
+            </w:r>
+          </w:p>
+          <w:tbl>
+            <w:tblPr>
+              <w:tblW w:type="dxa" w:w="10026"/>
+              <w:tblBorders>
+                <w:top w:val="single" w:color="auto" w:sz="4"/>
+                <w:left w:val="single" w:color="auto" w:sz="4"/>
+                <w:bottom w:val="single" w:color="auto" w:sz="4"/>
+                <w:right w:val="single" w:color="auto" w:sz="4"/>
+                <w:insideH w:val="single" w:color="auto" w:sz="4"/>
+                <w:insideV w:val="single" w:color="auto" w:sz="4"/>
+              </w:tblBorders>
+            </w:tblPr>
+            <w:tblGrid>
+              <w:gridCol w:w="10026"/>
+            </w:tblGrid>
+            <w:tr>
+              <w:trPr>
+                <w:cantSplit/>
+                <w:trHeight w:val="460" w:hRule="exact"/>
+              </w:trPr>
+              <w:tc>
+                <w:tcPr>
+                  <w:tcW w:type="dxa" w:w="10026"/>
+                  <w:tcBorders>
+                    <w:top w:val="none" w:color="FFFFFF" w:sz="0"/>
+                    <w:left w:val="none" w:color="FFFFFF" w:sz="0"/>
+                    <w:bottom w:val="dotted" w:color="9AA8BC" w:sz="6"/>
+                    <w:right w:val="none" w:color="FFFFFF" w:sz="0"/>
+                  </w:tcBorders>
+                  <w:tcMar>
+                    <w:left w:type="dxa" w:w="0"/>
+                    <w:bottom w:type="dxa" w:w="20"/>
+                    <w:right w:type="dxa" w:w="0"/>
+                  </w:tcMar>
+                  <w:vAlign w:val="bottom"/>
+                </w:tcPr>
+                <w:p>
+                  <w:pPr>
+                    <w:spacing w:after="0" w:before="0"/>
+                  </w:pPr>
+                  <w:r>
+                    <w:rPr>
+                      <w:rFonts w:ascii="Arial" w:cs="Arial" w:eastAsia="Arial" w:hAnsi="Arial"/>
+                      <w:color w:val="5A6B85"/>
+                      <w:sz w:val="21"/>
+                      <w:szCs w:val="21"/>
+                    </w:rPr>
+                    <w:t xml:space="preserve"/>
+                  </w:r>
+                </w:p>
+              </w:tc>
+            </w:tr>
+            <w:tr>
+              <w:trPr>
+                <w:cantSplit/>
+                <w:trHeight w:val="460" w:hRule="exact"/>
+              </w:trPr>
+              <w:tc>
+                <w:tcPr>
+                  <w:tcW w:type="dxa" w:w="10026"/>
+                  <w:tcBorders>
+                    <w:top w:val="none" w:color="FFFFFF" w:sz="0"/>
+                    <w:left w:val="none" w:color="FFFFFF" w:sz="0"/>
+                    <w:bottom w:val="dotted" w:color="9AA8BC" w:sz="6"/>
+                    <w:right w:val="none" w:color="FFFFFF" w:sz="0"/>
+                  </w:tcBorders>
+                  <w:tcMar>
+                    <w:left w:type="dxa" w:w="0"/>
+                    <w:bottom w:type="dxa" w:w="20"/>
+                    <w:right w:type="dxa" w:w="0"/>
+                  </w:tcMar>
+                  <w:vAlign w:val="bottom"/>
+                </w:tcPr>
+                <w:p>
+                  <w:pPr>
+                    <w:spacing w:after="0" w:before="0"/>
+                  </w:pPr>
+                  <w:r>
+                    <w:rPr>
+                      <w:rFonts w:ascii="Arial" w:cs="Arial" w:eastAsia="Arial" w:hAnsi="Arial"/>
+                      <w:color w:val="5A6B85"/>
+                      <w:sz w:val="21"/>
+                      <w:szCs w:val="21"/>
+                    </w:rPr>
+                    <w:t xml:space="preserve"/>
+                  </w:r>
+                </w:p>
+              </w:tc>
+            </w:tr>
+          </w:tbl>
+          <w:p>
+            <w:pPr>
+              <w:keepNext/>
+              <w:spacing w:after="60" w:before="120"/>
+            </w:pPr>
+            <w:r>
+              <w:rPr>
+                <w:rFonts w:ascii="Arial" w:cs="Arial" w:eastAsia="Arial" w:hAnsi="Arial"/>
+                <w:b/>
+                <w:bCs/>
+                <w:sz w:val="21"/>
+                <w:szCs w:val="21"/>
+              </w:rPr>
+              <w:t xml:space="preserve">A car has a computer that only controls the anti-lock brakes. What is it?</w:t>
             </w:r>
           </w:p>
           <w:tbl>
@@ -3913,7 +4973,7 @@
                 <w:sz w:val="21"/>
                 <w:szCs w:val="21"/>
               </w:rPr>
-              <w:t xml:space="preserve">a)  State an example of an embedded system and explain why it is a computer.  </w:t>
+              <w:t xml:space="preserve">a)  Name an embedded system and explain why it is described as a computer.  </w:t>
             </w:r>
             <w:r>
               <w:rPr>
@@ -3922,7 +4982,7 @@
                 <w:sz w:val="21"/>
                 <w:szCs w:val="21"/>
               </w:rPr>
-              <w:t xml:space="preserve">[2]</w:t>
+              <w:t xml:space="preserve">[3]</w:t>
             </w:r>
           </w:p>
           <w:tbl>
@@ -4065,7 +5125,7 @@
                 <w:sz w:val="21"/>
                 <w:szCs w:val="21"/>
               </w:rPr>
-              <w:t xml:space="preserve">b)  Complete the paragraph: embedded systems have limited ______. They are often built into a ______ machine. Two examples are a ______ and automated ______ in a car.  </w:t>
+              <w:t xml:space="preserve">b)  Describe two characteristics of embedded systems.  </w:t>
             </w:r>
             <w:r>
               <w:rPr>
@@ -4075,6 +5135,195 @@
                 <w:szCs w:val="21"/>
               </w:rPr>
               <w:t xml:space="preserve">[4]</w:t>
+            </w:r>
+          </w:p>
+          <w:tbl>
+            <w:tblPr>
+              <w:tblW w:type="dxa" w:w="10026"/>
+              <w:tblBorders>
+                <w:top w:val="single" w:color="auto" w:sz="4"/>
+                <w:left w:val="single" w:color="auto" w:sz="4"/>
+                <w:bottom w:val="single" w:color="auto" w:sz="4"/>
+                <w:right w:val="single" w:color="auto" w:sz="4"/>
+                <w:insideH w:val="single" w:color="auto" w:sz="4"/>
+                <w:insideV w:val="single" w:color="auto" w:sz="4"/>
+              </w:tblBorders>
+            </w:tblPr>
+            <w:tblGrid>
+              <w:gridCol w:w="10026"/>
+            </w:tblGrid>
+            <w:tr>
+              <w:trPr>
+                <w:cantSplit/>
+                <w:trHeight w:val="460" w:hRule="exact"/>
+              </w:trPr>
+              <w:tc>
+                <w:tcPr>
+                  <w:tcW w:type="dxa" w:w="10026"/>
+                  <w:tcBorders>
+                    <w:top w:val="none" w:color="FFFFFF" w:sz="0"/>
+                    <w:left w:val="none" w:color="FFFFFF" w:sz="0"/>
+                    <w:bottom w:val="dotted" w:color="9AA8BC" w:sz="6"/>
+                    <w:right w:val="none" w:color="FFFFFF" w:sz="0"/>
+                  </w:tcBorders>
+                  <w:tcMar>
+                    <w:left w:type="dxa" w:w="0"/>
+                    <w:bottom w:type="dxa" w:w="20"/>
+                    <w:right w:type="dxa" w:w="0"/>
+                  </w:tcMar>
+                  <w:vAlign w:val="bottom"/>
+                </w:tcPr>
+                <w:p>
+                  <w:pPr>
+                    <w:spacing w:after="0" w:before="0"/>
+                  </w:pPr>
+                  <w:r>
+                    <w:rPr>
+                      <w:rFonts w:ascii="Arial" w:cs="Arial" w:eastAsia="Arial" w:hAnsi="Arial"/>
+                      <w:color w:val="5A6B85"/>
+                      <w:sz w:val="21"/>
+                      <w:szCs w:val="21"/>
+                    </w:rPr>
+                    <w:t xml:space="preserve"/>
+                  </w:r>
+                </w:p>
+              </w:tc>
+            </w:tr>
+            <w:tr>
+              <w:trPr>
+                <w:cantSplit/>
+                <w:trHeight w:val="460" w:hRule="exact"/>
+              </w:trPr>
+              <w:tc>
+                <w:tcPr>
+                  <w:tcW w:type="dxa" w:w="10026"/>
+                  <w:tcBorders>
+                    <w:top w:val="none" w:color="FFFFFF" w:sz="0"/>
+                    <w:left w:val="none" w:color="FFFFFF" w:sz="0"/>
+                    <w:bottom w:val="dotted" w:color="9AA8BC" w:sz="6"/>
+                    <w:right w:val="none" w:color="FFFFFF" w:sz="0"/>
+                  </w:tcBorders>
+                  <w:tcMar>
+                    <w:left w:type="dxa" w:w="0"/>
+                    <w:bottom w:type="dxa" w:w="20"/>
+                    <w:right w:type="dxa" w:w="0"/>
+                  </w:tcMar>
+                  <w:vAlign w:val="bottom"/>
+                </w:tcPr>
+                <w:p>
+                  <w:pPr>
+                    <w:spacing w:after="0" w:before="0"/>
+                  </w:pPr>
+                  <w:r>
+                    <w:rPr>
+                      <w:rFonts w:ascii="Arial" w:cs="Arial" w:eastAsia="Arial" w:hAnsi="Arial"/>
+                      <w:color w:val="5A6B85"/>
+                      <w:sz w:val="21"/>
+                      <w:szCs w:val="21"/>
+                    </w:rPr>
+                    <w:t xml:space="preserve"/>
+                  </w:r>
+                </w:p>
+              </w:tc>
+            </w:tr>
+            <w:tr>
+              <w:trPr>
+                <w:cantSplit/>
+                <w:trHeight w:val="460" w:hRule="exact"/>
+              </w:trPr>
+              <w:tc>
+                <w:tcPr>
+                  <w:tcW w:type="dxa" w:w="10026"/>
+                  <w:tcBorders>
+                    <w:top w:val="none" w:color="FFFFFF" w:sz="0"/>
+                    <w:left w:val="none" w:color="FFFFFF" w:sz="0"/>
+                    <w:bottom w:val="dotted" w:color="9AA8BC" w:sz="6"/>
+                    <w:right w:val="none" w:color="FFFFFF" w:sz="0"/>
+                  </w:tcBorders>
+                  <w:tcMar>
+                    <w:left w:type="dxa" w:w="0"/>
+                    <w:bottom w:type="dxa" w:w="20"/>
+                    <w:right w:type="dxa" w:w="0"/>
+                  </w:tcMar>
+                  <w:vAlign w:val="bottom"/>
+                </w:tcPr>
+                <w:p>
+                  <w:pPr>
+                    <w:spacing w:after="0" w:before="0"/>
+                  </w:pPr>
+                  <w:r>
+                    <w:rPr>
+                      <w:rFonts w:ascii="Arial" w:cs="Arial" w:eastAsia="Arial" w:hAnsi="Arial"/>
+                      <w:color w:val="5A6B85"/>
+                      <w:sz w:val="21"/>
+                      <w:szCs w:val="21"/>
+                    </w:rPr>
+                    <w:t xml:space="preserve"/>
+                  </w:r>
+                </w:p>
+              </w:tc>
+            </w:tr>
+            <w:tr>
+              <w:trPr>
+                <w:cantSplit/>
+                <w:trHeight w:val="460" w:hRule="exact"/>
+              </w:trPr>
+              <w:tc>
+                <w:tcPr>
+                  <w:tcW w:type="dxa" w:w="10026"/>
+                  <w:tcBorders>
+                    <w:top w:val="none" w:color="FFFFFF" w:sz="0"/>
+                    <w:left w:val="none" w:color="FFFFFF" w:sz="0"/>
+                    <w:bottom w:val="dotted" w:color="9AA8BC" w:sz="6"/>
+                    <w:right w:val="none" w:color="FFFFFF" w:sz="0"/>
+                  </w:tcBorders>
+                  <w:tcMar>
+                    <w:left w:type="dxa" w:w="0"/>
+                    <w:bottom w:type="dxa" w:w="20"/>
+                    <w:right w:type="dxa" w:w="0"/>
+                  </w:tcMar>
+                  <w:vAlign w:val="bottom"/>
+                </w:tcPr>
+                <w:p>
+                  <w:pPr>
+                    <w:spacing w:after="0" w:before="0"/>
+                  </w:pPr>
+                  <w:r>
+                    <w:rPr>
+                      <w:rFonts w:ascii="Arial" w:cs="Arial" w:eastAsia="Arial" w:hAnsi="Arial"/>
+                      <w:color w:val="5A6B85"/>
+                      <w:sz w:val="21"/>
+                      <w:szCs w:val="21"/>
+                    </w:rPr>
+                    <w:t xml:space="preserve"/>
+                  </w:r>
+                </w:p>
+              </w:tc>
+            </w:tr>
+          </w:tbl>
+          <w:p>
+            <w:pPr>
+              <w:keepNext/>
+              <w:spacing w:after="60" w:before="120"/>
+            </w:pPr>
+            <w:r>
+              <w:rPr>
+                <w:rFonts w:ascii="Arial" w:cs="Arial" w:eastAsia="Arial" w:hAnsi="Arial"/>
+                <w:b/>
+                <w:bCs/>
+                <w:sz w:val="21"/>
+                <w:szCs w:val="21"/>
+              </w:rPr>
+              <w:t xml:space="preserve">c)  Explain why a laptop is not an embedded system.  </w:t>
+            </w:r>
+            <w:r>
+              <w:rPr>
+                <w:rFonts w:ascii="Arial" w:cs="Arial" w:eastAsia="Arial" w:hAnsi="Arial"/>
+                <w:color w:val="5A6B85"/>
+                <w:sz w:val="21"/>
+                <w:szCs w:val="21"/>
+              </w:rPr>
+              <w:t xml:space="preserve">[2]</w:t>
             </w:r>
           </w:p>
           <w:tbl>
